--- a/data/revised_2026-10_full/tracked/v2/Core_Mathematics/SS2.9_Linear_Motion/Core_Mathematics_Linear_Motion_FinalExplanation_TRACKED.docx
+++ b/data/revised_2026-10_full/tracked/v2/Core_Mathematics/SS2.9_Linear_Motion/Core_Mathematics_Linear_Motion_FinalExplanation_TRACKED.docx
@@ -664,7 +664,7 @@
               </w:rPr>
               <w:t xml:space="preserve">(a) Runner A ran at a nearly constant velocity of about 19 km/h. Use v = s/t to find how far Runner A runs in 2 hours. (b) Runner B's velocity in the middle of the race was about </w:t>
             </w:r>
-            <w:del w:id="9001" w:author="Claude (AI) - proposed" w:date="2026-10-15T20:36:02Z">
+            <w:del w:id="9001" w:author="Claude (AI) - proposed" w:date="2026-10-18T00:28:04Z">
               <w:r>
                 <w:rPr>
                   <w:rFonts w:ascii="Arial" w:cs="Arial" w:eastAsia="Arial" w:hAnsi="Arial"/>
@@ -679,7 +679,7 @@
                 <w:delText xml:space="preserve">17.6</w:delText>
               </w:r>
             </w:del>
-            <w:ins w:id="9002" w:author="Claude (AI) - proposed" w:date="2026-10-15T20:36:02Z">
+            <w:ins w:id="9002" w:author="Claude (AI) - proposed" w:date="2026-10-18T00:28:04Z">
               <w:r>
                 <w:rPr>
                   <w:rFonts w:ascii="Arial" w:cs="Arial" w:eastAsia="Arial" w:hAnsi="Arial"/>
@@ -1106,7 +1106,7 @@
               </w:rPr>
               <w:t xml:space="preserve">(a) Runner B had slowed to about </w:t>
             </w:r>
-            <w:del w:id="9003" w:author="Claude (AI) - proposed" w:date="2026-10-15T20:36:02Z">
+            <w:del w:id="9003" w:author="Claude (AI) - proposed" w:date="2026-10-18T00:28:04Z">
               <w:r>
                 <w:rPr>
                   <w:rFonts w:ascii="Arial" w:cs="Arial" w:eastAsia="Arial" w:hAnsi="Arial"/>
@@ -1121,7 +1121,7 @@
                 <w:delText xml:space="preserve">17.6</w:delText>
               </w:r>
             </w:del>
-            <w:ins w:id="9004" w:author="Claude (AI) - proposed" w:date="2026-10-15T20:36:02Z">
+            <w:ins w:id="9004" w:author="Claude (AI) - proposed" w:date="2026-10-18T00:28:04Z">
               <w:r>
                 <w:rPr>
                   <w:rFonts w:ascii="Arial" w:cs="Arial" w:eastAsia="Arial" w:hAnsi="Arial"/>
@@ -1440,7 +1440,7 @@
               <w:spacing w:after="40" w:before="0"/>
               <w:jc w:val="left"/>
             </w:pPr>
-            <w:del w:id="9005" w:author="Claude (AI) - proposed" w:date="2026-10-15T20:36:02Z">
+            <w:del w:id="9005" w:author="Claude (AI) - proposed" w:date="2026-10-18T00:28:04Z">
               <w:r>
                 <w:rPr>
                   <w:rFonts w:ascii="Arial" w:cs="Arial" w:eastAsia="Arial" w:hAnsi="Arial"/>
@@ -1455,7 +1455,7 @@
                 <w:delText xml:space="preserve">Defines</w:delText>
               </w:r>
             </w:del>
-            <w:ins w:id="9006" w:author="Claude (AI) - proposed" w:date="2026-10-15T20:36:02Z">
+            <w:ins w:id="9006" w:author="Claude (AI) - proposed" w:date="2026-10-18T00:28:04Z">
               <w:r>
                 <w:rPr>
                   <w:rFonts w:ascii="Arial" w:cs="Arial" w:eastAsia="Arial" w:hAnsi="Arial"/>
@@ -1483,7 +1483,7 @@
               </w:rPr>
               <w:t xml:space="preserve"> all terms correctly, correctly labels each as scalar or vector, and uses them accurately and consistently throughout</w:t>
             </w:r>
-            <w:ins w:id="9007" w:author="Claude (AI) - proposed" w:date="2026-10-15T20:36:02Z">
+            <w:ins w:id="9007" w:author="Claude (AI) - proposed" w:date="2026-10-18T00:28:04Z">
               <w:r>
                 <w:rPr>
                   <w:rFonts w:ascii="Arial" w:cs="Arial" w:eastAsia="Arial" w:hAnsi="Arial"/>
@@ -1531,7 +1531,7 @@
               <w:spacing w:after="40" w:before="0"/>
               <w:jc w:val="left"/>
             </w:pPr>
-            <w:del w:id="9008" w:author="Claude (AI) - proposed" w:date="2026-10-15T20:36:02Z">
+            <w:del w:id="9008" w:author="Claude (AI) - proposed" w:date="2026-10-18T00:28:04Z">
               <w:r>
                 <w:rPr>
                   <w:rFonts w:ascii="Arial" w:cs="Arial" w:eastAsia="Arial" w:hAnsi="Arial"/>
@@ -1546,7 +1546,7 @@
                 <w:delText xml:space="preserve">Defines</w:delText>
               </w:r>
             </w:del>
-            <w:ins w:id="9009" w:author="Claude (AI) - proposed" w:date="2026-10-15T20:36:02Z">
+            <w:ins w:id="9009" w:author="Claude (AI) - proposed" w:date="2026-10-18T00:28:04Z">
               <w:r>
                 <w:rPr>
                   <w:rFonts w:ascii="Arial" w:cs="Arial" w:eastAsia="Arial" w:hAnsi="Arial"/>
@@ -1594,7 +1594,7 @@
               <w:spacing w:after="40" w:before="0"/>
               <w:jc w:val="left"/>
             </w:pPr>
-            <w:del w:id="9010" w:author="Claude (AI) - proposed" w:date="2026-10-15T20:36:02Z">
+            <w:del w:id="9010" w:author="Claude (AI) - proposed" w:date="2026-10-18T00:28:04Z">
               <w:r>
                 <w:rPr>
                   <w:rFonts w:ascii="Arial" w:cs="Arial" w:eastAsia="Arial" w:hAnsi="Arial"/>
@@ -1609,7 +1609,7 @@
                 <w:delText xml:space="preserve">Confuses</w:delText>
               </w:r>
             </w:del>
-            <w:ins w:id="9011" w:author="Claude (AI) - proposed" w:date="2026-10-15T20:36:02Z">
+            <w:ins w:id="9011" w:author="Claude (AI) - proposed" w:date="2026-10-18T00:28:04Z">
               <w:r>
                 <w:rPr>
                   <w:rFonts w:ascii="Arial" w:cs="Arial" w:eastAsia="Arial" w:hAnsi="Arial"/>
@@ -1692,7 +1692,7 @@
               <w:spacing w:after="40" w:before="0"/>
               <w:jc w:val="left"/>
             </w:pPr>
-            <w:del w:id="9012" w:author="Claude (AI) - proposed" w:date="2026-10-15T20:36:02Z">
+            <w:del w:id="9012" w:author="Claude (AI) - proposed" w:date="2026-10-18T00:28:04Z">
               <w:r>
                 <w:rPr>
                   <w:rFonts w:ascii="Arial" w:cs="Arial" w:eastAsia="Arial" w:hAnsi="Arial"/>
@@ -1707,7 +1707,7 @@
                 <w:delText xml:space="preserve">All</w:delText>
               </w:r>
             </w:del>
-            <w:ins w:id="9013" w:author="Claude (AI) - proposed" w:date="2026-10-15T20:36:02Z">
+            <w:ins w:id="9013" w:author="Claude (AI) - proposed" w:date="2026-10-18T00:28:04Z">
               <w:r>
                 <w:rPr>
                   <w:rFonts w:ascii="Arial" w:cs="Arial" w:eastAsia="Arial" w:hAnsi="Arial"/>
@@ -1735,7 +1735,7 @@
               </w:rPr>
               <w:t xml:space="preserve"> calculations are correct with clear working, correct formulas and correct units</w:t>
             </w:r>
-            <w:ins w:id="9014" w:author="Claude (AI) - proposed" w:date="2026-10-15T20:36:02Z">
+            <w:ins w:id="9014" w:author="Claude (AI) - proposed" w:date="2026-10-18T00:28:04Z">
               <w:r>
                 <w:rPr>
                   <w:rFonts w:ascii="Arial" w:cs="Arial" w:eastAsia="Arial" w:hAnsi="Arial"/>
@@ -1783,7 +1783,7 @@
               <w:spacing w:after="40" w:before="0"/>
               <w:jc w:val="left"/>
             </w:pPr>
-            <w:del w:id="9015" w:author="Claude (AI) - proposed" w:date="2026-10-15T20:36:02Z">
+            <w:del w:id="9015" w:author="Claude (AI) - proposed" w:date="2026-10-18T00:28:04Z">
               <w:r>
                 <w:rPr>
                   <w:rFonts w:ascii="Arial" w:cs="Arial" w:eastAsia="Arial" w:hAnsi="Arial"/>
@@ -1798,7 +1798,7 @@
                 <w:delText xml:space="preserve">Most</w:delText>
               </w:r>
             </w:del>
-            <w:ins w:id="9016" w:author="Claude (AI) - proposed" w:date="2026-10-15T20:36:02Z">
+            <w:ins w:id="9016" w:author="Claude (AI) - proposed" w:date="2026-10-18T00:28:04Z">
               <w:r>
                 <w:rPr>
                   <w:rFonts w:ascii="Arial" w:cs="Arial" w:eastAsia="Arial" w:hAnsi="Arial"/>
@@ -1846,7 +1846,7 @@
               <w:spacing w:after="40" w:before="0"/>
               <w:jc w:val="left"/>
             </w:pPr>
-            <w:del w:id="9017" w:author="Claude (AI) - proposed" w:date="2026-10-15T20:36:02Z">
+            <w:del w:id="9017" w:author="Claude (AI) - proposed" w:date="2026-10-18T00:28:04Z">
               <w:r>
                 <w:rPr>
                   <w:rFonts w:ascii="Arial" w:cs="Arial" w:eastAsia="Arial" w:hAnsi="Arial"/>
@@ -1861,7 +1861,7 @@
                 <w:delText xml:space="preserve">Several</w:delText>
               </w:r>
             </w:del>
-            <w:ins w:id="9018" w:author="Claude (AI) - proposed" w:date="2026-10-15T20:36:02Z">
+            <w:ins w:id="9018" w:author="Claude (AI) - proposed" w:date="2026-10-18T00:28:04Z">
               <w:r>
                 <w:rPr>
                   <w:rFonts w:ascii="Arial" w:cs="Arial" w:eastAsia="Arial" w:hAnsi="Arial"/>
@@ -1944,7 +1944,7 @@
               <w:spacing w:after="40" w:before="0"/>
               <w:jc w:val="left"/>
             </w:pPr>
-            <w:del w:id="9019" w:author="Claude (AI) - proposed" w:date="2026-10-15T20:36:02Z">
+            <w:del w:id="9019" w:author="Claude (AI) - proposed" w:date="2026-10-18T00:28:04Z">
               <w:r>
                 <w:rPr>
                   <w:rFonts w:ascii="Arial" w:cs="Arial" w:eastAsia="Arial" w:hAnsi="Arial"/>
@@ -1959,7 +1959,7 @@
                 <w:delText xml:space="preserve">Correctly</w:delText>
               </w:r>
             </w:del>
-            <w:ins w:id="9020" w:author="Claude (AI) - proposed" w:date="2026-10-15T20:36:02Z">
+            <w:ins w:id="9020" w:author="Claude (AI) - proposed" w:date="2026-10-18T00:28:04Z">
               <w:r>
                 <w:rPr>
                   <w:rFonts w:ascii="Arial" w:cs="Arial" w:eastAsia="Arial" w:hAnsi="Arial"/>
@@ -2007,7 +2007,7 @@
               <w:spacing w:after="40" w:before="0"/>
               <w:jc w:val="left"/>
             </w:pPr>
-            <w:del w:id="9021" w:author="Claude (AI) - proposed" w:date="2026-10-15T20:36:02Z">
+            <w:del w:id="9021" w:author="Claude (AI) - proposed" w:date="2026-10-18T00:28:04Z">
               <w:r>
                 <w:rPr>
                   <w:rFonts w:ascii="Arial" w:cs="Arial" w:eastAsia="Arial" w:hAnsi="Arial"/>
@@ -2022,7 +2022,7 @@
                 <w:delText xml:space="preserve">States</w:delText>
               </w:r>
             </w:del>
-            <w:ins w:id="9022" w:author="Claude (AI) - proposed" w:date="2026-10-15T20:36:02Z">
+            <w:ins w:id="9022" w:author="Claude (AI) - proposed" w:date="2026-10-18T00:28:04Z">
               <w:r>
                 <w:rPr>
                   <w:rFonts w:ascii="Arial" w:cs="Arial" w:eastAsia="Arial" w:hAnsi="Arial"/>
@@ -2070,7 +2070,7 @@
               <w:spacing w:after="40" w:before="0"/>
               <w:jc w:val="left"/>
             </w:pPr>
-            <w:del w:id="9023" w:author="Claude (AI) - proposed" w:date="2026-10-15T20:36:02Z">
+            <w:del w:id="9023" w:author="Claude (AI) - proposed" w:date="2026-10-18T00:28:04Z">
               <w:r>
                 <w:rPr>
                   <w:rFonts w:ascii="Arial" w:cs="Arial" w:eastAsia="Arial" w:hAnsi="Arial"/>
@@ -2085,7 +2085,7 @@
                 <w:delText xml:space="preserve">Mixes</w:delText>
               </w:r>
             </w:del>
-            <w:ins w:id="9024" w:author="Claude (AI) - proposed" w:date="2026-10-15T20:36:02Z">
+            <w:ins w:id="9024" w:author="Claude (AI) - proposed" w:date="2026-10-18T00:28:04Z">
               <w:r>
                 <w:rPr>
                   <w:rFonts w:ascii="Arial" w:cs="Arial" w:eastAsia="Arial" w:hAnsi="Arial"/>
@@ -2168,7 +2168,7 @@
               <w:spacing w:after="40" w:before="0"/>
               <w:jc w:val="left"/>
             </w:pPr>
-            <w:del w:id="9025" w:author="Claude (AI) - proposed" w:date="2026-10-15T20:36:02Z">
+            <w:del w:id="9025" w:author="Claude (AI) - proposed" w:date="2026-10-18T00:28:04Z">
               <w:r>
                 <w:rPr>
                   <w:rFonts w:ascii="Arial" w:cs="Arial" w:eastAsia="Arial" w:hAnsi="Arial"/>
@@ -2183,7 +2183,7 @@
                 <w:delText xml:space="preserve">Gives</w:delText>
               </w:r>
             </w:del>
-            <w:ins w:id="9026" w:author="Claude (AI) - proposed" w:date="2026-10-15T20:36:02Z">
+            <w:ins w:id="9026" w:author="Claude (AI) - proposed" w:date="2026-10-18T00:28:04Z">
               <w:r>
                 <w:rPr>
                   <w:rFonts w:ascii="Arial" w:cs="Arial" w:eastAsia="Arial" w:hAnsi="Arial"/>
@@ -2211,7 +2211,7 @@
               </w:rPr>
               <w:t xml:space="preserve"> a complete, logical explanation of why Runner A won despite Runner B leading at 30 km, using velocity, acceleration, graph shape and relative speed</w:t>
             </w:r>
-            <w:ins w:id="9027" w:author="Claude (AI) - proposed" w:date="2026-10-15T20:36:02Z">
+            <w:ins w:id="9027" w:author="Claude (AI) - proposed" w:date="2026-10-18T00:28:04Z">
               <w:r>
                 <w:rPr>
                   <w:rFonts w:ascii="Arial" w:cs="Arial" w:eastAsia="Arial" w:hAnsi="Arial"/>
@@ -2259,7 +2259,7 @@
               <w:spacing w:after="40" w:before="0"/>
               <w:jc w:val="left"/>
             </w:pPr>
-            <w:del w:id="9028" w:author="Claude (AI) - proposed" w:date="2026-10-15T20:36:02Z">
+            <w:del w:id="9028" w:author="Claude (AI) - proposed" w:date="2026-10-18T00:28:04Z">
               <w:r>
                 <w:rPr>
                   <w:rFonts w:ascii="Arial" w:cs="Arial" w:eastAsia="Arial" w:hAnsi="Arial"/>
@@ -2274,7 +2274,7 @@
                 <w:delText xml:space="preserve">Explains</w:delText>
               </w:r>
             </w:del>
-            <w:ins w:id="9029" w:author="Claude (AI) - proposed" w:date="2026-10-15T20:36:02Z">
+            <w:ins w:id="9029" w:author="Claude (AI) - proposed" w:date="2026-10-18T00:28:04Z">
               <w:r>
                 <w:rPr>
                   <w:rFonts w:ascii="Arial" w:cs="Arial" w:eastAsia="Arial" w:hAnsi="Arial"/>
@@ -2322,7 +2322,7 @@
               <w:spacing w:after="40" w:before="0"/>
               <w:jc w:val="left"/>
             </w:pPr>
-            <w:del w:id="9030" w:author="Claude (AI) - proposed" w:date="2026-10-15T20:36:02Z">
+            <w:del w:id="9030" w:author="Claude (AI) - proposed" w:date="2026-10-18T00:28:04Z">
               <w:r>
                 <w:rPr>
                   <w:rFonts w:ascii="Arial" w:cs="Arial" w:eastAsia="Arial" w:hAnsi="Arial"/>
@@ -2337,7 +2337,7 @@
                 <w:delText xml:space="preserve">Only</w:delText>
               </w:r>
             </w:del>
-            <w:ins w:id="9031" w:author="Claude (AI) - proposed" w:date="2026-10-15T20:36:02Z">
+            <w:ins w:id="9031" w:author="Claude (AI) - proposed" w:date="2026-10-18T00:28:04Z">
               <w:r>
                 <w:rPr>
                   <w:rFonts w:ascii="Arial" w:cs="Arial" w:eastAsia="Arial" w:hAnsi="Arial"/>
@@ -2420,7 +2420,7 @@
               <w:spacing w:after="40" w:before="0"/>
               <w:jc w:val="left"/>
             </w:pPr>
-            <w:del w:id="9032" w:author="Claude (AI) - proposed" w:date="2026-10-15T20:36:02Z">
+            <w:del w:id="9032" w:author="Claude (AI) - proposed" w:date="2026-10-18T00:28:04Z">
               <w:r>
                 <w:rPr>
                   <w:rFonts w:ascii="Arial" w:cs="Arial" w:eastAsia="Arial" w:hAnsi="Arial"/>
@@ -2435,7 +2435,7 @@
                 <w:delText xml:space="preserve">Links</w:delText>
               </w:r>
             </w:del>
-            <w:ins w:id="9033" w:author="Claude (AI) - proposed" w:date="2026-10-15T20:36:02Z">
+            <w:ins w:id="9033" w:author="Claude (AI) - proposed" w:date="2026-10-18T00:28:04Z">
               <w:r>
                 <w:rPr>
                   <w:rFonts w:ascii="Arial" w:cs="Arial" w:eastAsia="Arial" w:hAnsi="Arial"/>
@@ -2483,7 +2483,7 @@
               <w:spacing w:after="40" w:before="0"/>
               <w:jc w:val="left"/>
             </w:pPr>
-            <w:del w:id="9034" w:author="Claude (AI) - proposed" w:date="2026-10-15T20:36:02Z">
+            <w:del w:id="9034" w:author="Claude (AI) - proposed" w:date="2026-10-18T00:28:04Z">
               <w:r>
                 <w:rPr>
                   <w:rFonts w:ascii="Arial" w:cs="Arial" w:eastAsia="Arial" w:hAnsi="Arial"/>
@@ -2498,7 +2498,7 @@
                 <w:delText xml:space="preserve">Uses</w:delText>
               </w:r>
             </w:del>
-            <w:ins w:id="9035" w:author="Claude (AI) - proposed" w:date="2026-10-15T20:36:02Z">
+            <w:ins w:id="9035" w:author="Claude (AI) - proposed" w:date="2026-10-18T00:28:04Z">
               <w:r>
                 <w:rPr>
                   <w:rFonts w:ascii="Arial" w:cs="Arial" w:eastAsia="Arial" w:hAnsi="Arial"/>
@@ -2546,7 +2546,7 @@
               <w:spacing w:after="40" w:before="0"/>
               <w:jc w:val="left"/>
             </w:pPr>
-            <w:del w:id="9036" w:author="Claude (AI) - proposed" w:date="2026-10-15T20:36:02Z">
+            <w:del w:id="9036" w:author="Claude (AI) - proposed" w:date="2026-10-18T00:28:04Z">
               <w:r>
                 <w:rPr>
                   <w:rFonts w:ascii="Arial" w:cs="Arial" w:eastAsia="Arial" w:hAnsi="Arial"/>
@@ -2561,7 +2561,7 @@
                 <w:delText xml:space="preserve">Few</w:delText>
               </w:r>
             </w:del>
-            <w:ins w:id="9037" w:author="Claude (AI) - proposed" w:date="2026-10-15T20:36:02Z">
+            <w:ins w:id="9037" w:author="Claude (AI) - proposed" w:date="2026-10-18T00:28:04Z">
               <w:r>
                 <w:rPr>
                   <w:rFonts w:ascii="Arial" w:cs="Arial" w:eastAsia="Arial" w:hAnsi="Arial"/>
@@ -2711,7 +2711,7 @@
         </w:rPr>
         <w:t xml:space="preserve">© 2026 SeaVuria and ARES. This work is licensed under a </w:t>
       </w:r>
-      <w:hyperlink w:history="1" r:id="rIdw6kgnlnyacj6_t7uehbjh">
+      <w:hyperlink w:history="1" r:id="rIdepmdw9sm-axz3qh0cefgy">
         <w:r>
           <w:rPr>
             <w:rFonts w:ascii="Arial" w:cs="Arial" w:eastAsia="Arial" w:hAnsi="Arial"/>
@@ -2731,7 +2731,7 @@
         </w:rPr>
         <w:t xml:space="preserve"> (</w:t>
       </w:r>
-      <w:hyperlink w:history="1" r:id="rId8jbwaxidcwcnhxol6liiy">
+      <w:hyperlink w:history="1" r:id="rId-d5deb0fojuf5chjjh7hi">
         <w:r>
           <w:rPr>
             <w:rFonts w:ascii="Arial" w:cs="Arial" w:eastAsia="Arial" w:hAnsi="Arial"/>
@@ -2751,7 +2751,7 @@
         </w:rPr>
         <w:t xml:space="preserve">). To view a copy of this license, visit </w:t>
       </w:r>
-      <w:hyperlink w:history="1" r:id="rIdjpac97oqlbm_ko3tpdv-f">
+      <w:hyperlink w:history="1" r:id="rIdnxekmtuhx_gzpjvw7kpqm">
         <w:r>
           <w:rPr>
             <w:rFonts w:ascii="Arial" w:cs="Arial" w:eastAsia="Arial" w:hAnsi="Arial"/>
